--- a/klagomål/A 19253-2026 FSC-klagomål.docx
+++ b/klagomål/A 19253-2026 FSC-klagomål.docx
@@ -2027,7 +2027,7 @@
     <w:r>
       <w:tab/>
       <w:tab/>
-      <w:t>2026-09-14</w:t>
+      <w:t>2026-09-15</w:t>
       <w:br/>
       <w:br/>
     </w:r>

--- a/klagomål/A 19253-2026 FSC-klagomål.docx
+++ b/klagomål/A 19253-2026 FSC-klagomål.docx
@@ -2027,7 +2027,7 @@
     <w:r>
       <w:tab/>
       <w:tab/>
-      <w:t>2026-09-15</w:t>
+      <w:t>2026-09-16</w:t>
       <w:br/>
       <w:br/>
     </w:r>

--- a/klagomål/A 19253-2026 FSC-klagomål.docx
+++ b/klagomål/A 19253-2026 FSC-klagomål.docx
@@ -2027,7 +2027,7 @@
     <w:r>
       <w:tab/>
       <w:tab/>
-      <w:t>2026-09-16</w:t>
+      <w:t>2026-09-17</w:t>
       <w:br/>
       <w:br/>
     </w:r>

--- a/klagomål/A 19253-2026 FSC-klagomål.docx
+++ b/klagomål/A 19253-2026 FSC-klagomål.docx
@@ -2027,7 +2027,7 @@
     <w:r>
       <w:tab/>
       <w:tab/>
-      <w:t>2026-09-17</w:t>
+      <w:t>2026-09-18</w:t>
       <w:br/>
       <w:br/>
     </w:r>

--- a/klagomål/A 19253-2026 FSC-klagomål.docx
+++ b/klagomål/A 19253-2026 FSC-klagomål.docx
@@ -2027,7 +2027,7 @@
     <w:r>
       <w:tab/>
       <w:tab/>
-      <w:t>2026-09-18</w:t>
+      <w:t>2026-09-19</w:t>
       <w:br/>
       <w:br/>
     </w:r>

--- a/klagomål/A 19253-2026 FSC-klagomål.docx
+++ b/klagomål/A 19253-2026 FSC-klagomål.docx
@@ -2027,7 +2027,7 @@
     <w:r>
       <w:tab/>
       <w:tab/>
-      <w:t>2026-09-19</w:t>
+      <w:t>2026-09-21</w:t>
       <w:br/>
       <w:br/>
     </w:r>

--- a/klagomål/A 19253-2026 FSC-klagomål.docx
+++ b/klagomål/A 19253-2026 FSC-klagomål.docx
@@ -2027,7 +2027,7 @@
     <w:r>
       <w:tab/>
       <w:tab/>
-      <w:t>2026-09-21</w:t>
+      <w:t>2026-09-23</w:t>
       <w:br/>
       <w:br/>
     </w:r>

--- a/klagomål/A 19253-2026 FSC-klagomål.docx
+++ b/klagomål/A 19253-2026 FSC-klagomål.docx
@@ -178,7 +178,7 @@
       <w:r>
         <w:drawing>
           <wp:inline xmlns:a="http://schemas.openxmlformats.org/drawingml/2006/main" xmlns:pic="http://schemas.openxmlformats.org/drawingml/2006/picture">
-            <wp:extent cx="5486400" cy="5028257"/>
+            <wp:extent cx="5486400" cy="5365737"/>
             <wp:docPr id="1" name="Picture 1"/>
             <wp:cNvGraphicFramePr>
               <a:graphicFrameLocks noChangeAspect="1"/>
@@ -199,7 +199,7 @@
                   <pic:spPr>
                     <a:xfrm>
                       <a:off x="0" y="0"/>
-                      <a:ext cx="5486400" cy="5028257"/>
+                      <a:ext cx="5486400" cy="5365737"/>
                     </a:xfrm>
                     <a:prstGeom prst="rect"/>
                   </pic:spPr>
@@ -221,7 +221,7 @@
     </w:p>
     <w:p>
       <w:r>
-        <w:t>I och inom 23 meter från avverkningsanmälan finns fynd av 27 naturvårdsarter, varav 11 är rödlistade, 7 är fridlysta, 19 är typiska (T) och 12 är signalarter (S): gul taggsvamp (VU, T), knärot (VU, T, §8), läderdoftande fingersvamp (VU), dofttaggsvamp (NT, T), orange taggsvamp (NT, T), skarp dropptaggsvamp (NT), svartvit taggsvamp (NT), talltita (NT, §4), ullticka (NT, T), vedskivlav (NT, T), vedtrappmossa (NT, T), brandticka (S), bronshjon (S, T), granbarkgnagare (S, T), grön sköldmossa (S, T, §8), grönpyrola (S, T), korallblylav (S, T), rödgul trumpetsvamp (S), skinnlav (S, T), stubbspretmossa (S, T), svavelriska (S), tibast (S, T), vedticka (S, T), blåsippa (T, §9), spillkråka (T, §4), tjäder (T, §4) och fläcknycklar (§8). Se Figur 1.</w:t>
+        <w:t>I och inom 23 meter från avverkningsanmälan finns fynd av 36 naturvårdsarter, varav 15 är rödlistade, 8 är fridlysta, 26 är typiska (T) och 14 är signalarter (S): gul taggsvamp (VU, T), knärot (VU, T, §8), läderdoftande fingersvamp (VU), ostticka (VU, T), dofttaggsvamp (NT, T), fjällig taggsvamp s.str. (NT), motaggsvamp (NT, T), orange taggsvamp (NT, T), skarp dropptaggsvamp (NT), svartvit taggsvamp (NT), talltita (NT, §4), ullticka (NT, T), vedskivlav (NT, T), vedtrappmossa (NT, T), vårärt (NT, T), brandticka (S), bronshjon (S, T), granbarkgnagare (S, T), grön sköldmossa (S, T, §8), grönpyrola (S, T), korallblylav (S, T), olivspindling (S), rödgul trumpetsvamp (S), skinnlav (S, T), skogsknipprot (S, T, §8), stubbspretmossa (S, T), svavelriska (S), tibast (S, T), vedticka (S, T), blåsippa (T, §9), brudborste (T), kransmossa (T), ormbär (T), spillkråka (T, §4), tjäder (T, §4) och fläcknycklar (§8). Se Figur 1.</w:t>
       </w:r>
     </w:p>
     <w:p>
@@ -383,6 +383,35 @@
         <w:rPr>
           <w:b/>
         </w:rPr>
+        <w:t xml:space="preserve">Ostticka (VU) </w:t>
+      </w:r>
+      <w:r>
+        <w:t xml:space="preserve">växer huvudsakligen på grova granlågor i urskogsartad barrskog. Växtplatserna ligger vanligtvis i brandrefugiala områden med relativt hög luftfuktighet där skogen under lång tid haft en intern beståndsdynamik med successivt avdöende träd. Alla skogsskötselåtgärder på eller i omedelbar närhet av lokalerna inverkar negativt på artens fortlevnad. Ostticka är typisk art för </w:t>
+      </w:r>
+      <w:r>
+        <w:rPr>
+          <w:i/>
+        </w:rPr>
+        <w:t xml:space="preserve">9010 Taiga </w:t>
+      </w:r>
+      <w:r>
+        <w:t xml:space="preserve">och </w:t>
+      </w:r>
+      <w:r>
+        <w:rPr>
+          <w:i/>
+        </w:rPr>
+        <w:t>9030 Landhöjningsskog</w:t>
+      </w:r>
+      <w:r>
+        <w:t xml:space="preserve"> (SLU Artdatabanken, 2024; Nitare &amp; Skogsstyrelsen, 2019).</w:t>
+      </w:r>
+    </w:p>
+    <w:p>
+      <w:r>
+        <w:rPr>
+          <w:b/>
+        </w:rPr>
         <w:t xml:space="preserve">Dofttaggsvamp (NT) </w:t>
       </w:r>
       <w:r>
@@ -403,6 +432,37 @@
         <w:rPr>
           <w:b/>
         </w:rPr>
+        <w:t>Fjällig taggsvamp s.str. (NT)</w:t>
+      </w:r>
+      <w:r>
+        <w:t xml:space="preserve"> bildar mykorrhiza med gran i granskog och barrblandskog, främst på frisk näringsrik mark i äldre skog med lång trädkontinuitet. Den totala populationen i landet har minskat och bedöms fortsätta minska till följd av avverkning av äldre barrskogar. Minskningstakten för den svenska populationen bedöms vara nära gränsvärdet för sårbar (VU) (SLU Artdatabanken, 2026).</w:t>
+      </w:r>
+    </w:p>
+    <w:p>
+      <w:r>
+        <w:rPr>
+          <w:b/>
+        </w:rPr>
+        <w:t xml:space="preserve">Motaggsvamp (NT) </w:t>
+      </w:r>
+      <w:r>
+        <w:t xml:space="preserve">bildar mykorrhiza med tall i tallskog och hittas huvudsakligen i äldre, glesare skogsbestånd och hällmarksimpediment. Arten hotas främst av skogsavverkning och tycks försvinna efter slutavverkning, markberedning och plantering. Motaggsvamp är typisk art för </w:t>
+      </w:r>
+      <w:r>
+        <w:rPr>
+          <w:i/>
+        </w:rPr>
+        <w:t>9010 Taiga</w:t>
+      </w:r>
+      <w:r>
+        <w:t xml:space="preserve"> (SLU Artdatabanken, 2024).</w:t>
+      </w:r>
+    </w:p>
+    <w:p>
+      <w:r>
+        <w:rPr>
+          <w:b/>
+        </w:rPr>
         <w:t xml:space="preserve">Orange taggsvamp (NT) </w:t>
       </w:r>
       <w:r>
@@ -552,6 +612,35 @@
         <w:rPr>
           <w:b/>
         </w:rPr>
+        <w:t>Vårärt (NT)</w:t>
+      </w:r>
+      <w:r>
+        <w:t xml:space="preserve"> är en kalkgynnad mullväxt som är knuten till rik lundartad vegetation och har sin huvudsakliga förekomst i sydliga kalklövskogar, lövängen och hässlen. Den har även viktiga förekomster av reliktkaraktär i örtrika kalkgranskogar på frisk eller något fuktig mark i mellersta Sverige. Vårärt är en extra betydelsefull signalart i boreala och boreonemorala kalkgranskogar, då dessa förekomster nu är starkt fragmenterade och troligen visar på en flertusenårig ekologisk kontinuitet där spridning och etablering kan ha skett under postglaciala värmetiden. Arten tål inte dagens storskaliga skogsbruksmetoder och den kommer in på rödlistan för första gången 2025 till följd av en kraftig minskning (&gt;50%) i Riksskogstaxeringens data. Vårärt är typisk art för </w:t>
+      </w:r>
+      <w:r>
+        <w:rPr>
+          <w:i/>
+        </w:rPr>
+        <w:t xml:space="preserve">9050 Näringsrik granskog, 9020 Nordlig ädellövskog, 9160 Näringsrik ekskog </w:t>
+      </w:r>
+      <w:r>
+        <w:t xml:space="preserve">och </w:t>
+      </w:r>
+      <w:r>
+        <w:rPr>
+          <w:i/>
+        </w:rPr>
+        <w:t>9180 Ädellövskog i branter</w:t>
+      </w:r>
+      <w:r>
+        <w:t xml:space="preserve"> (Nitare &amp; Skogsstyrelsen, 2019; SLU Artdatabanken, 2026).</w:t>
+      </w:r>
+    </w:p>
+    <w:p>
+      <w:r>
+        <w:rPr>
+          <w:b/>
+        </w:rPr>
         <w:t xml:space="preserve">Brandticka </w:t>
       </w:r>
       <w:r>
@@ -690,6 +779,17 @@
         <w:rPr>
           <w:b/>
         </w:rPr>
+        <w:t>Olivspindling</w:t>
+      </w:r>
+      <w:r>
+        <w:t xml:space="preserve"> växer uteslutande på näringsrik och kalkhaltig skogsmark där den huvudsakligen bildar mykorrhiza med gran och tall. Svampen är en typisk representant för kalkgranskogens särpräglade och rika svampflora. Kalavverkning är ett hot mot arten, eftersom den sannolikt kräver lång kontinuitet av äldre träd. Populationerna i landet bedöms därför minska beroende på slutavverkning av äldre barrskog på kalkhaltig mark (SLU Artdatabanken, 2024; Nitare &amp; Skogsstyrelsen, 2019).</w:t>
+      </w:r>
+    </w:p>
+    <w:p>
+      <w:r>
+        <w:rPr>
+          <w:b/>
+        </w:rPr>
         <w:t xml:space="preserve">Rödgul trumpetsvamp </w:t>
       </w:r>
       <w:r>
@@ -730,6 +830,26 @@
         <w:rPr>
           <w:b/>
         </w:rPr>
+        <w:t>Skogsknipprot (§8)</w:t>
+      </w:r>
+      <w:r>
+        <w:t xml:space="preserve"> är fridlyst enligt 8§ artskyddsförordningen och typisk art för </w:t>
+      </w:r>
+      <w:r>
+        <w:rPr>
+          <w:i/>
+        </w:rPr>
+        <w:t>9050 Näringsrik granskog</w:t>
+      </w:r>
+      <w:r>
+        <w:t xml:space="preserve"> (SLU Artdatabanken, 2025).</w:t>
+      </w:r>
+    </w:p>
+    <w:p>
+      <w:r>
+        <w:rPr>
+          <w:b/>
+        </w:rPr>
         <w:t>Stubbspretmossa</w:t>
       </w:r>
       <w:r>
@@ -812,6 +932,84 @@
       </w:r>
       <w:r>
         <w:t xml:space="preserve"> (SLU Artdatabanken, 2025).</w:t>
+      </w:r>
+    </w:p>
+    <w:p>
+      <w:r>
+        <w:rPr>
+          <w:b/>
+        </w:rPr>
+        <w:t>Brudborste</w:t>
+      </w:r>
+      <w:r>
+        <w:t xml:space="preserve"> är typisk art för </w:t>
+      </w:r>
+      <w:r>
+        <w:rPr>
+          <w:i/>
+        </w:rPr>
+        <w:t xml:space="preserve">9050 Näringsrik granskog, 9040 Fjällbjörkskog, 6530 Lövängar, 6430 Högörtängar </w:t>
+      </w:r>
+      <w:r>
+        <w:t xml:space="preserve">och </w:t>
+      </w:r>
+      <w:r>
+        <w:rPr>
+          <w:i/>
+        </w:rPr>
+        <w:t>6510 Slåtterängar i låglandet</w:t>
+      </w:r>
+      <w:r>
+        <w:t xml:space="preserve"> (SLU Artdatabanken, 2025).</w:t>
+      </w:r>
+    </w:p>
+    <w:p>
+      <w:r>
+        <w:rPr>
+          <w:b/>
+        </w:rPr>
+        <w:t>Kransmossa</w:t>
+      </w:r>
+      <w:r>
+        <w:t xml:space="preserve"> är typisk art för </w:t>
+      </w:r>
+      <w:r>
+        <w:rPr>
+          <w:i/>
+        </w:rPr>
+        <w:t xml:space="preserve">9050 Näringsrik granskog </w:t>
+      </w:r>
+      <w:r>
+        <w:t xml:space="preserve">och </w:t>
+      </w:r>
+      <w:r>
+        <w:rPr>
+          <w:i/>
+        </w:rPr>
+        <w:t xml:space="preserve">6170 Alpina kalkgräsmarker </w:t>
+      </w:r>
+      <w:r>
+        <w:t>(SLU Artdatabanken, 2025).</w:t>
+      </w:r>
+    </w:p>
+    <w:p>
+      <w:r>
+        <w:rPr>
+          <w:b/>
+        </w:rPr>
+        <w:t>Ormbär</w:t>
+      </w:r>
+      <w:r>
+        <w:t xml:space="preserve"> är typisk art för </w:t>
+      </w:r>
+      <w:r>
+        <w:rPr>
+          <w:i/>
+        </w:rPr>
+        <w:t xml:space="preserve">9050 Näringsrik granskog </w:t>
+      </w:r>
+      <w:r>
+        <w:t>(SLU Artdatabanken, 2025).</w:t>
       </w:r>
     </w:p>
     <w:p>
@@ -986,7 +1184,7 @@
         <w:rPr>
           <w:i/>
         </w:rPr>
-        <w:t>I det avverkningsanmälda skogsområdet har 23 rödlistade arter och signalarter påträffats. Detta ska jämföras med Skogsstyrelsens uppföljning 2017 av nyckelbiotoper som visade att man i genomsnitt hittar 20,6 olika rödlistade arter och signalarter i en nyckelbiotop (Wijk, S. 2017. Biologisk mångfald i nyckelbiotoper – Resultat från inventeringen “Uppföljning biologisk mångfald” 2009–2015. Rapport 4/2017 Skogsstyrelsen, Jönköping).</w:t>
+        <w:t>I det avverkningsanmälda skogsområdet har 29 rödlistade arter och signalarter påträffats. Detta ska jämföras med Skogsstyrelsens uppföljning 2017 av nyckelbiotoper som visade att man i genomsnitt hittar 20,6 olika rödlistade arter och signalarter i en nyckelbiotop (Wijk, S. 2017. Biologisk mångfald i nyckelbiotoper – Resultat från inventeringen “Uppföljning biologisk mångfald” 2009–2015. Rapport 4/2017 Skogsstyrelsen, Jönköping).</w:t>
       </w:r>
     </w:p>
     <w:p>
@@ -1015,7 +1213,7 @@
         <w:rPr>
           <w:i/>
         </w:rPr>
-        <w:t>I det avverkningsanmälda skogsområdet har 27 naturvårdsarter varav 11 rödlistade arter sina livsmiljöer och växtplatser.</w:t>
+        <w:t>I det avverkningsanmälda skogsområdet har 36 naturvårdsarter varav 15 rödlistade arter sina livsmiljöer och växtplatser.</w:t>
       </w:r>
     </w:p>
     <w:p>
@@ -2027,7 +2225,7 @@
     <w:r>
       <w:tab/>
       <w:tab/>
-      <w:t>2026-09-23</w:t>
+      <w:t>2026-09-24</w:t>
       <w:br/>
       <w:br/>
     </w:r>

--- a/klagomål/A 19253-2026 FSC-klagomål.docx
+++ b/klagomål/A 19253-2026 FSC-klagomål.docx
@@ -2225,7 +2225,7 @@
     <w:r>
       <w:tab/>
       <w:tab/>
-      <w:t>2026-09-24</w:t>
+      <w:t>2026-09-25</w:t>
       <w:br/>
       <w:br/>
     </w:r>

--- a/klagomål/A 19253-2026 FSC-klagomål.docx
+++ b/klagomål/A 19253-2026 FSC-klagomål.docx
@@ -2225,7 +2225,7 @@
     <w:r>
       <w:tab/>
       <w:tab/>
-      <w:t>2026-09-25</w:t>
+      <w:t>2026-09-26</w:t>
       <w:br/>
       <w:br/>
     </w:r>

--- a/klagomål/A 19253-2026 FSC-klagomål.docx
+++ b/klagomål/A 19253-2026 FSC-klagomål.docx
@@ -2225,7 +2225,7 @@
     <w:r>
       <w:tab/>
       <w:tab/>
-      <w:t>2026-09-26</w:t>
+      <w:t>2026-09-27</w:t>
       <w:br/>
       <w:br/>
     </w:r>

--- a/klagomål/A 19253-2026 FSC-klagomål.docx
+++ b/klagomål/A 19253-2026 FSC-klagomål.docx
@@ -2225,7 +2225,7 @@
     <w:r>
       <w:tab/>
       <w:tab/>
-      <w:t>2026-09-27</w:t>
+      <w:t>2026-09-28</w:t>
       <w:br/>
       <w:br/>
     </w:r>

--- a/klagomål/A 19253-2026 FSC-klagomål.docx
+++ b/klagomål/A 19253-2026 FSC-klagomål.docx
@@ -2225,7 +2225,7 @@
     <w:r>
       <w:tab/>
       <w:tab/>
-      <w:t>2026-09-28</w:t>
+      <w:t>2026-09-29</w:t>
       <w:br/>
       <w:br/>
     </w:r>

--- a/klagomål/A 19253-2026 FSC-klagomål.docx
+++ b/klagomål/A 19253-2026 FSC-klagomål.docx
@@ -2225,7 +2225,7 @@
     <w:r>
       <w:tab/>
       <w:tab/>
-      <w:t>2026-09-29</w:t>
+      <w:t>2026-09-30</w:t>
       <w:br/>
       <w:br/>
     </w:r>

--- a/klagomål/A 19253-2026 FSC-klagomål.docx
+++ b/klagomål/A 19253-2026 FSC-klagomål.docx
@@ -178,7 +178,7 @@
       <w:r>
         <w:drawing>
           <wp:inline xmlns:a="http://schemas.openxmlformats.org/drawingml/2006/main" xmlns:pic="http://schemas.openxmlformats.org/drawingml/2006/picture">
-            <wp:extent cx="5486400" cy="5365737"/>
+            <wp:extent cx="5376643" cy="5724000"/>
             <wp:docPr id="1" name="Picture 1"/>
             <wp:cNvGraphicFramePr>
               <a:graphicFrameLocks noChangeAspect="1"/>
@@ -199,7 +199,7 @@
                   <pic:spPr>
                     <a:xfrm>
                       <a:off x="0" y="0"/>
-                      <a:ext cx="5486400" cy="5365737"/>
+                      <a:ext cx="5376643" cy="5724000"/>
                     </a:xfrm>
                     <a:prstGeom prst="rect"/>
                   </pic:spPr>
@@ -221,7 +221,7 @@
     </w:p>
     <w:p>
       <w:r>
-        <w:t>I och inom 23 meter från avverkningsanmälan finns fynd av 36 naturvårdsarter, varav 15 är rödlistade, 8 är fridlysta, 26 är typiska (T) och 14 är signalarter (S): gul taggsvamp (VU, T), knärot (VU, T, §8), läderdoftande fingersvamp (VU), ostticka (VU, T), dofttaggsvamp (NT, T), fjällig taggsvamp s.str. (NT), motaggsvamp (NT, T), orange taggsvamp (NT, T), skarp dropptaggsvamp (NT), svartvit taggsvamp (NT), talltita (NT, §4), ullticka (NT, T), vedskivlav (NT, T), vedtrappmossa (NT, T), vårärt (NT, T), brandticka (S), bronshjon (S, T), granbarkgnagare (S, T), grön sköldmossa (S, T, §8), grönpyrola (S, T), korallblylav (S, T), olivspindling (S), rödgul trumpetsvamp (S), skinnlav (S, T), skogsknipprot (S, T, §8), stubbspretmossa (S, T), svavelriska (S), tibast (S, T), vedticka (S, T), blåsippa (T, §9), brudborste (T), kransmossa (T), ormbär (T), spillkråka (T, §4), tjäder (T, §4) och fläcknycklar (§8). Se Figur 1.</w:t>
+        <w:t>I och inom 23 meter från avverkningsanmälan finns fynd av 39 naturvårdsarter, varav 18 är rödlistade, 8 är fridlysta, 26 är typiska (T) och 14 är signalarter (S): gul taggsvamp (VU, T), knärot (VU, T, §8), läderdoftande fingersvamp (VU), ostticka (VU, T), barrfagerspindling (NT), dofttaggsvamp (NT, T), fjällig taggsvamp s.str. (NT), gransotdyna (NT), motaggsvamp (NT, T), orange taggsvamp (NT, T), persiljespindling (NT), skarp dropptaggsvamp (NT), svartvit taggsvamp (NT), talltita (NT, §4), ullticka (NT, T), vedskivlav (NT, T), vedtrappmossa (NT, T), vårärt (NT, T), brandticka (S), bronshjon (S, T), granbarkgnagare (S, T), grön sköldmossa (S, T, §8), grönpyrola (S, T), korallblylav (S, T), olivspindling (S), rödgul trumpetsvamp (S), skinnlav (S, T), skogsknipprot (S, T, §8), stubbspretmossa (S, T), svavelriska (S), tibast (S, T), vedticka (S, T), blåsippa (T, §9), brudborste (T), kransmossa (T), ormbär (T), spillkråka (T, §4), tjäder (T, §4) och fläcknycklar (§8). Se Figur 1.</w:t>
       </w:r>
     </w:p>
     <w:p>
@@ -316,7 +316,7 @@
     </w:p>
     <w:p>
       <w:r>
-        <w:t>I det avverkningsanmälda området finns 2 fyndplatser för knärot registrerade på Artportalen. Figur 2 visar gränserna för buffertzoner på 50 m, som behöver lämnas kring fyndplatserna för att knärotslokalerna inte ska försvinna vid en avverkning. Av det avverkningsanmälda området överlappar 0.90 ha med buffertzonerna och får av detta skäl inte avverkas.</w:t>
+        <w:t>I det avverkningsanmälda området finns 3 fyndplatser för knärot registrerade på Artportalen. Figur 2 visar gränserna för buffertzoner på 50 m, som behöver lämnas kring fyndplatserna för att knärotslokalerna inte ska försvinna vid en avverkning. Av det avverkningsanmälda området överlappar 1.05 ha med buffertzonerna och får av detta skäl inte avverkas.</w:t>
       </w:r>
     </w:p>
     <w:p>
@@ -412,6 +412,17 @@
         <w:rPr>
           <w:b/>
         </w:rPr>
+        <w:t>Barrfagerspindling (NT)</w:t>
+      </w:r>
+      <w:r>
+        <w:t xml:space="preserve"> bildar mykorrhiza med gran, möjligen också med tall, i äldre kalkbarrskog. Den totala populationen i landet har minskat och bedöms fortsätta minska till följd av avverkning av äldre kalkbarrskog. Arten har begränsad förmåga att återetablera sig efter slutavverkning eller andra storskaliga skogsbruksåtgärder, och det finns inga indikationer på att den långsiktigt kan etablera eller reproducera sig i bestånd som brukas med trakthyggesmetoder, markberedning, gödsling eller förädlat plantmaterial. Minskningstakten för den svenska populationen bedöms vara nära gränsvärdet för Sårbar (VU) (SLU Artdatabanken, 2026).</w:t>
+      </w:r>
+    </w:p>
+    <w:p>
+      <w:r>
+        <w:rPr>
+          <w:b/>
+        </w:rPr>
         <w:t xml:space="preserve">Dofttaggsvamp (NT) </w:t>
       </w:r>
       <w:r>
@@ -443,6 +454,17 @@
         <w:rPr>
           <w:b/>
         </w:rPr>
+        <w:t>Gransotdyna (NT)</w:t>
+      </w:r>
+      <w:r>
+        <w:t xml:space="preserve"> är en nedbrytare på grova, murkna, ofta barklösa stubbar och liggande stammar av gran, sällan även av bok. Den kräver tillgång till lågor och stubbar i frisk till fuktig miljö och är helt bunden till skogsbestånd med hög bonitet. Gransotdyna hotas av det intensiva utnyttjandet av granskogar med hög bonitet. Arten förekommer främst i de sydliga delarna av landet där bristen på äldre skog är mest påtaglig. Alla lokaler för arten måste undantas från rationellt skogsbruk och tillgången på död ved av grova dimensioner måste säkerställas. Fler områden med äldre granskog måste skyddas i södra Sverige (SLU Artdatabanken, 2024).</w:t>
+      </w:r>
+    </w:p>
+    <w:p>
+      <w:r>
+        <w:rPr>
+          <w:b/>
+        </w:rPr>
         <w:t xml:space="preserve">Motaggsvamp (NT) </w:t>
       </w:r>
       <w:r>
@@ -476,6 +498,17 @@
       </w:r>
       <w:r>
         <w:t xml:space="preserve"> (SLU Artdatabanken, 2024).</w:t>
+      </w:r>
+    </w:p>
+    <w:p>
+      <w:r>
+        <w:rPr>
+          <w:b/>
+        </w:rPr>
+        <w:t>Persiljespindling (NT)</w:t>
+      </w:r>
+      <w:r>
+        <w:t xml:space="preserve"> bildar mykorrhiza med tall, gran och bok i ängsgranskog, kalktallskog och i ängsbokskog på rikare mark. Minskningstakten uppgår till 15 % inom 50 år och bedöms vara nära gränsvärdet för Sårbar (VU). (A2c+3c+4c). Persiljespindlingen hotas av avverkningar och är särskilt känslig eftersom den är knuten till äldre, produktiv barrskog, d.v.s. en skogstyp som är en bristvara i skyddade områden i Sverige och som samtidigt försvinner i snabb takt genom slutavverkningar. Skyddet för äldre ört- och kalkrika barrskogar med trädkontinuitet måste öka och oskyddade bokskogar med persiljespindling måste få ett formellt skydd i form av biotopskydd eller naturreservat (SLU Artdatabanken, 2024).</w:t>
       </w:r>
     </w:p>
     <w:p>
@@ -1184,7 +1217,7 @@
         <w:rPr>
           <w:i/>
         </w:rPr>
-        <w:t>I det avverkningsanmälda skogsområdet har 29 rödlistade arter och signalarter påträffats. Detta ska jämföras med Skogsstyrelsens uppföljning 2017 av nyckelbiotoper som visade att man i genomsnitt hittar 20,6 olika rödlistade arter och signalarter i en nyckelbiotop (Wijk, S. 2017. Biologisk mångfald i nyckelbiotoper – Resultat från inventeringen “Uppföljning biologisk mångfald” 2009–2015. Rapport 4/2017 Skogsstyrelsen, Jönköping).</w:t>
+        <w:t>I det avverkningsanmälda skogsområdet har 32 rödlistade arter och signalarter påträffats. Detta ska jämföras med Skogsstyrelsens uppföljning 2017 av nyckelbiotoper som visade att man i genomsnitt hittar 20,6 olika rödlistade arter och signalarter i en nyckelbiotop (Wijk, S. 2017. Biologisk mångfald i nyckelbiotoper – Resultat från inventeringen “Uppföljning biologisk mångfald” 2009–2015. Rapport 4/2017 Skogsstyrelsen, Jönköping).</w:t>
       </w:r>
     </w:p>
     <w:p>
@@ -1213,7 +1246,7 @@
         <w:rPr>
           <w:i/>
         </w:rPr>
-        <w:t>I det avverkningsanmälda skogsområdet har 36 naturvårdsarter varav 15 rödlistade arter sina livsmiljöer och växtplatser.</w:t>
+        <w:t>I det avverkningsanmälda skogsområdet har 39 naturvårdsarter varav 18 rödlistade arter sina livsmiljöer och växtplatser.</w:t>
       </w:r>
     </w:p>
     <w:p>
@@ -2225,7 +2258,7 @@
     <w:r>
       <w:tab/>
       <w:tab/>
-      <w:t>2026-09-30</w:t>
+      <w:t>2026-10-01</w:t>
       <w:br/>
       <w:br/>
     </w:r>

--- a/klagomål/A 19253-2026 FSC-klagomål.docx
+++ b/klagomål/A 19253-2026 FSC-klagomål.docx
@@ -2258,7 +2258,7 @@
     <w:r>
       <w:tab/>
       <w:tab/>
-      <w:t>2026-10-01</w:t>
+      <w:t>2026-10-02</w:t>
       <w:br/>
       <w:br/>
     </w:r>

--- a/klagomål/A 19253-2026 FSC-klagomål.docx
+++ b/klagomål/A 19253-2026 FSC-klagomål.docx
@@ -2258,7 +2258,7 @@
     <w:r>
       <w:tab/>
       <w:tab/>
-      <w:t>2026-10-02</w:t>
+      <w:t>2026-10-03</w:t>
       <w:br/>
       <w:br/>
     </w:r>

--- a/klagomål/A 19253-2026 FSC-klagomål.docx
+++ b/klagomål/A 19253-2026 FSC-klagomål.docx
@@ -2258,7 +2258,7 @@
     <w:r>
       <w:tab/>
       <w:tab/>
-      <w:t>2026-10-03</w:t>
+      <w:t>2026-10-04</w:t>
       <w:br/>
       <w:br/>
     </w:r>

--- a/klagomål/A 19253-2026 FSC-klagomål.docx
+++ b/klagomål/A 19253-2026 FSC-klagomål.docx
@@ -2258,7 +2258,7 @@
     <w:r>
       <w:tab/>
       <w:tab/>
-      <w:t>2026-10-04</w:t>
+      <w:t>2026-10-05</w:t>
       <w:br/>
       <w:br/>
     </w:r>

--- a/klagomål/A 19253-2026 FSC-klagomål.docx
+++ b/klagomål/A 19253-2026 FSC-klagomål.docx
@@ -178,7 +178,7 @@
       <w:r>
         <w:drawing>
           <wp:inline xmlns:a="http://schemas.openxmlformats.org/drawingml/2006/main" xmlns:pic="http://schemas.openxmlformats.org/drawingml/2006/picture">
-            <wp:extent cx="5376643" cy="5724000"/>
+            <wp:extent cx="5144175" cy="5724000"/>
             <wp:docPr id="1" name="Picture 1"/>
             <wp:cNvGraphicFramePr>
               <a:graphicFrameLocks noChangeAspect="1"/>
@@ -199,7 +199,7 @@
                   <pic:spPr>
                     <a:xfrm>
                       <a:off x="0" y="0"/>
-                      <a:ext cx="5376643" cy="5724000"/>
+                      <a:ext cx="5144175" cy="5724000"/>
                     </a:xfrm>
                     <a:prstGeom prst="rect"/>
                   </pic:spPr>
@@ -221,7 +221,7 @@
     </w:p>
     <w:p>
       <w:r>
-        <w:t>I och inom 23 meter från avverkningsanmälan finns fynd av 39 naturvårdsarter, varav 18 är rödlistade, 8 är fridlysta, 26 är typiska (T) och 14 är signalarter (S): gul taggsvamp (VU, T), knärot (VU, T, §8), läderdoftande fingersvamp (VU), ostticka (VU, T), barrfagerspindling (NT), dofttaggsvamp (NT, T), fjällig taggsvamp s.str. (NT), gransotdyna (NT), motaggsvamp (NT, T), orange taggsvamp (NT, T), persiljespindling (NT), skarp dropptaggsvamp (NT), svartvit taggsvamp (NT), talltita (NT, §4), ullticka (NT, T), vedskivlav (NT, T), vedtrappmossa (NT, T), vårärt (NT, T), brandticka (S), bronshjon (S, T), granbarkgnagare (S, T), grön sköldmossa (S, T, §8), grönpyrola (S, T), korallblylav (S, T), olivspindling (S), rödgul trumpetsvamp (S), skinnlav (S, T), skogsknipprot (S, T, §8), stubbspretmossa (S, T), svavelriska (S), tibast (S, T), vedticka (S, T), blåsippa (T, §9), brudborste (T), kransmossa (T), ormbär (T), spillkråka (T, §4), tjäder (T, §4) och fläcknycklar (§8). Se Figur 1.</w:t>
+        <w:t>I och inom 23 meter från avverkningsanmälan finns fynd av 47 naturvårdsarter, varav 23 är rödlistade, 8 är fridlysta, 29 är typiska (T) och 16 är signalarter (S): ask (EN), gul taggsvamp (VU, T), knärot (VU, T, §8), läderdoftande fingersvamp (VU), ostticka (VU, T), barrfagerspindling (NT), dofttaggsvamp (NT, T), fjällig taggsvamp s.str. (NT), gransotdyna (NT), motaggsvamp (NT, T), odörspindling (NT), orange taggsvamp (NT, T), persiljespindling (NT), puderspindling (NT), rynkskinn (NT, T), skarp dropptaggsvamp (NT), svartvit taggsvamp (NT), tallfingersvamp (NT), talltita (NT, §4), ullticka (NT, T), vedskivlav (NT, T), vedtrappmossa (NT, T), vårärt (NT, T), blodticka (S, T), brandticka (S), bronshjon (S, T), granbarkgnagare (S, T), grön sköldmossa (S, T, §8), grönpyrola (S, T), korallblylav (S, T), olivspindling (S), rödgul trumpetsvamp (S), skinnlav (S, T), skogsknipprot (S, T, §8), småvaxing (S), stubbspretmossa (S, T), svavelriska (S), tibast (S, T), vedticka (S, T), blåsippa (T, §9), brudborste (T), kransmossa (T), mörk lungört (T), ormbär (T), spillkråka (T, §4), tjäder (T, §4) och fläcknycklar (§8). Se Figur 1.</w:t>
       </w:r>
     </w:p>
     <w:p>
@@ -245,6 +245,17 @@
     <w:p>
       <w:r>
         <w:t>Nedan följer beskrivningar av de naturvårdsarter och fridlysta arter som har sina livsmiljöer och växtplatser i den avverkningsanmälda skogen. Se även ytterligare artfakta i BILAGA 1. De påträffade naturvårdsarterna är ett tydligt kvitto på att det rör sig om en skog med höga naturvärden.</w:t>
+      </w:r>
+    </w:p>
+    <w:p>
+      <w:r>
+        <w:rPr>
+          <w:b/>
+        </w:rPr>
+        <w:t>Ask (EN)</w:t>
+      </w:r>
+      <w:r>
+        <w:t xml:space="preserve"> växer naturligt på frisk till fuktig, näringsrik, mullrik mark, gärna med rörligt, ytnära grundvatten. Asken är mycket viktig för den biologiska mångfalden och den är värd för minst 213 arter i olika organismgrupper, av vilka åtminstone 42 är askspecialister, ytterligare 8 arter förekommer endast på ask och alm. Bland dessa kan nämnas asknätfjäril (EN, §4a), askvårtlav (EN) och askpraktbagge (NT). Det finns en ökad risk att dessa arter försvinner när populationen av ask minskar. Asken är kraftigt drabbad av askskottsjukan, men angripna askar bör inte avverkas eftersom det är så många andra arter knutna till ask, såväl till döda som till levande träd. Eftersom sjukdomen är vindspridd så finns den redan nästan överallt där det finns askar, och till skillnad från almsjukan så förhindrar eller försvårar man inte spridningen genom att ta bort träd. Asken är globalt rödlistad som nära hotad (NT) vilket medför ett internationellt ansvar för arten (SLU Artdatabanken, 2026; IUCN, 2017).</w:t>
       </w:r>
     </w:p>
     <w:p>
@@ -485,6 +496,17 @@
         <w:rPr>
           <w:b/>
         </w:rPr>
+        <w:t>Odörspindling (NT)</w:t>
+      </w:r>
+      <w:r>
+        <w:t xml:space="preserve"> bildar mykorrhiza med gran och tall i örtrik kalkbarrskog. Den uppträder huvudsakligen i äldre barrskogar så kallade ”bondeskogar” med en lång trädkontinuitet. Minskningstakten uppgår till 15 % inom 50 år och bedöms vara nära gränsvärdet för Sårbar (VU). (A2c+3c+4c). Virkesrika, äldre barrskogar med hög bonitet, på bättre jordar är en bristvara i befintliga, skyddade områden i Sverige och fler örtrika barrskogar med trädkontinuitet måste skyddas i större utsträckning än vad som tidigare gjorts. Områden med odörspindling bör inte gallras eller plockhuggas om inte huggningen efterföljs av skogsbete (SLU Artdatabanken, 2024).</w:t>
+      </w:r>
+    </w:p>
+    <w:p>
+      <w:r>
+        <w:rPr>
+          <w:b/>
+        </w:rPr>
         <w:t xml:space="preserve">Orange taggsvamp (NT) </w:t>
       </w:r>
       <w:r>
@@ -516,6 +538,46 @@
         <w:rPr>
           <w:b/>
         </w:rPr>
+        <w:t xml:space="preserve">Puderspindling (NT) </w:t>
+      </w:r>
+      <w:r>
+        <w:t>bildar mykorrhiza med gran och växer i äldre ängsgranskog på kalkrik mark. Påträffas ofta i myrstackar. Storskaligt skogsbruk med kalavverkning och markberedning eller kraftig gallring är det främsta hotet mot arten. På sikt är det ett problem att skogar av denna typ, med stort inslag av äldre träd inte nybildas. Ett fullständigt skydd för artens lokaler bör övervägas. Där avverkning ändå tillåts måste den ske försiktigt så att kontinuiteten i trädskiktet inte bryts. Ett tillräckligt antal äldre träd måste finnas kvar i beståndet. Det är önskvärt med stor naturvårdshänsyn i alla områden med äldre granskog på näringsrik mark oavsett om dess flora är känd eller ej (SLU Artdatabanken, 2025).</w:t>
+      </w:r>
+    </w:p>
+    <w:p>
+      <w:r>
+        <w:rPr>
+          <w:b/>
+        </w:rPr>
+        <w:t>Rynkskinn (NT)</w:t>
+      </w:r>
+      <w:r>
+        <w:t xml:space="preserve"> är en vednedbrytare som växer på grova granlågor och ingår i en karaktäristisk association av vedsvampar knutna till urskogsartade barrskogar. Den har klassificerats som en “urskogsindikator” och är placerad i toppen av Skogsstyrelsens värdepyramid för bedömning av skog med höga naturvärden. Allt tyder på att rynkskinn är mycket känslig för skogliga ingrepp och lokalerna, som oftast har höga biologiska kvaliteter, bör lämnas till fri utveckling. Rynkskinn är typisk art för </w:t>
+      </w:r>
+      <w:r>
+        <w:rPr>
+          <w:i/>
+        </w:rPr>
+        <w:t xml:space="preserve">9010 Taiga, 9050 Näringsrik granskog </w:t>
+      </w:r>
+      <w:r>
+        <w:t>och</w:t>
+      </w:r>
+      <w:r>
+        <w:rPr>
+          <w:i/>
+        </w:rPr>
+        <w:t xml:space="preserve"> 9030 Landhöjningsskog</w:t>
+      </w:r>
+      <w:r>
+        <w:t xml:space="preserve"> (Nitare &amp; Skogsstyrelsen, 2019; SLU Artdatabanken, 2026).</w:t>
+      </w:r>
+    </w:p>
+    <w:p>
+      <w:r>
+        <w:rPr>
+          <w:b/>
+        </w:rPr>
         <w:t xml:space="preserve">Skarp dropptaggsvamp (NT) </w:t>
       </w:r>
       <w:r>
@@ -538,6 +600,17 @@
         <w:rPr>
           <w:b/>
         </w:rPr>
+        <w:t xml:space="preserve">Tallfingersvamp (NT) </w:t>
+      </w:r>
+      <w:r>
+        <w:t>bildar mykorrhiza med tall och gran i äldre barrskog, framför allt sandtallskog men även i annan näringsfattig barrskog, huvudsakligen i äldre kontinuitetsskog. Den totala populationen i landet har minskat och bedöms fortsätta minska till följd av avverkning av barrskogar med trädkontinuitet. Minskningstakten för den svenska populationen bedöms vara nära gränsvärdet för Sårbar (VU). Slutavverkning, gödsling eller exploatering måste undvikas (SLU Artdatabanken, 2026).</w:t>
+      </w:r>
+    </w:p>
+    <w:p>
+      <w:r>
+        <w:rPr>
+          <w:b/>
+        </w:rPr>
         <w:t>Talltita (NT, §4)</w:t>
       </w:r>
       <w:r>
@@ -674,6 +747,26 @@
         <w:rPr>
           <w:b/>
         </w:rPr>
+        <w:t xml:space="preserve">Blodticka </w:t>
+      </w:r>
+      <w:r>
+        <w:t xml:space="preserve">är i norra Sverige främst knuten till grova granlågor i urskogsartad barrskog, men förekommer ibland även på klenare granar i anslutning till bäckar och sumpskogar. Den är en bra indikator på granskogar med höga naturvärden och oftast förekommer den tillsammans med ett stort antal ovanliga och rödlistade arter. I södra Sverige växer den framför allt på tall och har då ett lägre signalvärde. Blodticka är typisk art för </w:t>
+      </w:r>
+      <w:r>
+        <w:rPr>
+          <w:i/>
+        </w:rPr>
+        <w:t>9030 Landhöjningsskog</w:t>
+      </w:r>
+      <w:r>
+        <w:t xml:space="preserve"> (SLU Artdatabanken, 2025; Nitare &amp; Skogsstyrelsen, 2019).</w:t>
+      </w:r>
+    </w:p>
+    <w:p>
+      <w:r>
+        <w:rPr>
+          <w:b/>
+        </w:rPr>
         <w:t xml:space="preserve">Brandticka </w:t>
       </w:r>
       <w:r>
@@ -1023,6 +1116,35 @@
       </w:r>
       <w:r>
         <w:t>(SLU Artdatabanken, 2025).</w:t>
+      </w:r>
+    </w:p>
+    <w:p>
+      <w:r>
+        <w:rPr>
+          <w:b/>
+        </w:rPr>
+        <w:t>Mörk lungört</w:t>
+      </w:r>
+      <w:r>
+        <w:t xml:space="preserve"> är typisk art för </w:t>
+      </w:r>
+      <w:r>
+        <w:rPr>
+          <w:i/>
+        </w:rPr>
+        <w:t xml:space="preserve">9020 Nordlig ädellövskog, 9160 Näringsrik ekskog </w:t>
+      </w:r>
+      <w:r>
+        <w:t>och</w:t>
+      </w:r>
+      <w:r>
+        <w:rPr>
+          <w:i/>
+        </w:rPr>
+        <w:t xml:space="preserve"> 9180 Ädellövskog i branter</w:t>
+      </w:r>
+      <w:r>
+        <w:t>. Lungört är värdväxt för de rödlistade fjärilarna lungörtssäckmal (CR) och lungörtssorgmal (NT) samt för skalbaggen lungörtsvivel (NT) (SLU Artdatabanken, 2026).</w:t>
       </w:r>
     </w:p>
     <w:p>
@@ -1217,7 +1339,7 @@
         <w:rPr>
           <w:i/>
         </w:rPr>
-        <w:t>I det avverkningsanmälda skogsområdet har 32 rödlistade arter och signalarter påträffats. Detta ska jämföras med Skogsstyrelsens uppföljning 2017 av nyckelbiotoper som visade att man i genomsnitt hittar 20,6 olika rödlistade arter och signalarter i en nyckelbiotop (Wijk, S. 2017. Biologisk mångfald i nyckelbiotoper – Resultat från inventeringen “Uppföljning biologisk mångfald” 2009–2015. Rapport 4/2017 Skogsstyrelsen, Jönköping).</w:t>
+        <w:t>I det avverkningsanmälda skogsområdet har 39 rödlistade arter och signalarter påträffats. Detta ska jämföras med Skogsstyrelsens uppföljning 2017 av nyckelbiotoper som visade att man i genomsnitt hittar 20,6 olika rödlistade arter och signalarter i en nyckelbiotop (Wijk, S. 2017. Biologisk mångfald i nyckelbiotoper – Resultat från inventeringen “Uppföljning biologisk mångfald” 2009–2015. Rapport 4/2017 Skogsstyrelsen, Jönköping).</w:t>
       </w:r>
     </w:p>
     <w:p>
@@ -1246,7 +1368,7 @@
         <w:rPr>
           <w:i/>
         </w:rPr>
-        <w:t>I det avverkningsanmälda skogsområdet har 39 naturvårdsarter varav 18 rödlistade arter sina livsmiljöer och växtplatser.</w:t>
+        <w:t>I det avverkningsanmälda skogsområdet har 47 naturvårdsarter varav 23 rödlistade arter sina livsmiljöer och växtplatser.</w:t>
       </w:r>
     </w:p>
     <w:p>
@@ -2258,7 +2380,7 @@
     <w:r>
       <w:tab/>
       <w:tab/>
-      <w:t>2026-10-05</w:t>
+      <w:t>2026-10-06</w:t>
       <w:br/>
       <w:br/>
     </w:r>

--- a/klagomål/A 19253-2026 FSC-klagomål.docx
+++ b/klagomål/A 19253-2026 FSC-klagomål.docx
@@ -178,7 +178,7 @@
       <w:r>
         <w:drawing>
           <wp:inline xmlns:a="http://schemas.openxmlformats.org/drawingml/2006/main" xmlns:pic="http://schemas.openxmlformats.org/drawingml/2006/picture">
-            <wp:extent cx="5144175" cy="5724000"/>
+            <wp:extent cx="5069032" cy="5724000"/>
             <wp:docPr id="1" name="Picture 1"/>
             <wp:cNvGraphicFramePr>
               <a:graphicFrameLocks noChangeAspect="1"/>
@@ -199,7 +199,7 @@
                   <pic:spPr>
                     <a:xfrm>
                       <a:off x="0" y="0"/>
-                      <a:ext cx="5144175" cy="5724000"/>
+                      <a:ext cx="5069032" cy="5724000"/>
                     </a:xfrm>
                     <a:prstGeom prst="rect"/>
                   </pic:spPr>
@@ -221,7 +221,7 @@
     </w:p>
     <w:p>
       <w:r>
-        <w:t>I och inom 23 meter från avverkningsanmälan finns fynd av 47 naturvårdsarter, varav 23 är rödlistade, 8 är fridlysta, 29 är typiska (T) och 16 är signalarter (S): ask (EN), gul taggsvamp (VU, T), knärot (VU, T, §8), läderdoftande fingersvamp (VU), ostticka (VU, T), barrfagerspindling (NT), dofttaggsvamp (NT, T), fjällig taggsvamp s.str. (NT), gransotdyna (NT), motaggsvamp (NT, T), odörspindling (NT), orange taggsvamp (NT, T), persiljespindling (NT), puderspindling (NT), rynkskinn (NT, T), skarp dropptaggsvamp (NT), svartvit taggsvamp (NT), tallfingersvamp (NT), talltita (NT, §4), ullticka (NT, T), vedskivlav (NT, T), vedtrappmossa (NT, T), vårärt (NT, T), blodticka (S, T), brandticka (S), bronshjon (S, T), granbarkgnagare (S, T), grön sköldmossa (S, T, §8), grönpyrola (S, T), korallblylav (S, T), olivspindling (S), rödgul trumpetsvamp (S), skinnlav (S, T), skogsknipprot (S, T, §8), småvaxing (S), stubbspretmossa (S, T), svavelriska (S), tibast (S, T), vedticka (S, T), blåsippa (T, §9), brudborste (T), kransmossa (T), mörk lungört (T), ormbär (T), spillkråka (T, §4), tjäder (T, §4) och fläcknycklar (§8). Se Figur 1.</w:t>
+        <w:t>I och inom 23 meter från avverkningsanmälan finns fynd av 48 naturvårdsarter, varav 24 är rödlistade, 8 är fridlysta, 29 är typiska (T) och 16 är signalarter (S): ask (EN), duvspindling (VU), gul taggsvamp (VU, T), knärot (VU, T, §8), läderdoftande fingersvamp (VU), ostticka (VU, T), barrfagerspindling (NT), dofttaggsvamp (NT, T), fjällig taggsvamp s.str. (NT), gransotdyna (NT), motaggsvamp (NT, T), odörspindling (NT), orange taggsvamp (NT, T), persiljespindling (NT), puderspindling (NT), rynkskinn (NT, T), skarp dropptaggsvamp (NT), svartvit taggsvamp (NT), tallfingersvamp (NT), talltita (NT, §4), ullticka (NT, T), vedskivlav (NT, T), vedtrappmossa (NT, T), vårärt (NT, T), blodticka (S, T), brandticka (S), bronshjon (S, T), granbarkgnagare (S, T), grön sköldmossa (S, T, §8), grönpyrola (S, T), korallblylav (S, T), olivspindling (S), rödgul trumpetsvamp (S), skinnlav (S, T), skogsknipprot (S, T, §8), småvaxing (S), stubbspretmossa (S, T), svavelriska (S), tibast (S, T), vedticka (S, T), blåsippa (T, §9), brudborste (T), kransmossa (T), mörk lungört (T), ormbär (T), spillkråka (T, §4), tjäder (T, §4) och fläcknycklar (§8). Se Figur 1.</w:t>
       </w:r>
     </w:p>
     <w:p>
@@ -256,6 +256,17 @@
       </w:r>
       <w:r>
         <w:t xml:space="preserve"> växer naturligt på frisk till fuktig, näringsrik, mullrik mark, gärna med rörligt, ytnära grundvatten. Asken är mycket viktig för den biologiska mångfalden och den är värd för minst 213 arter i olika organismgrupper, av vilka åtminstone 42 är askspecialister, ytterligare 8 arter förekommer endast på ask och alm. Bland dessa kan nämnas asknätfjäril (EN, §4a), askvårtlav (EN) och askpraktbagge (NT). Det finns en ökad risk att dessa arter försvinner när populationen av ask minskar. Asken är kraftigt drabbad av askskottsjukan, men angripna askar bör inte avverkas eftersom det är så många andra arter knutna till ask, såväl till döda som till levande träd. Eftersom sjukdomen är vindspridd så finns den redan nästan överallt där det finns askar, och till skillnad från almsjukan så förhindrar eller försvårar man inte spridningen genom att ta bort träd. Asken är globalt rödlistad som nära hotad (NT) vilket medför ett internationellt ansvar för arten (SLU Artdatabanken, 2026; IUCN, 2017).</w:t>
+      </w:r>
+    </w:p>
+    <w:p>
+      <w:r>
+        <w:rPr>
+          <w:b/>
+        </w:rPr>
+        <w:t>Duvspindling (VU)</w:t>
+      </w:r>
+      <w:r>
+        <w:t xml:space="preserve"> bildar mykorrhiza med tall och förmodligen även gran i torr, kalkrik barrskog. Arten är placerad högst upp i Skogsstyrelsens värdepyramid för bedömning av skog med höga naturvärden och utgör en mycket bra indikator på skyddsvärd kalktallskog av sydöstlig typ. Kalavverkning, markberedning och markavvattning utgör de främsta hoten (SLU Artdatabanken, 2024; Nitare &amp; Skogsstyrelsen, 2019).</w:t>
       </w:r>
     </w:p>
     <w:p>
@@ -1339,7 +1350,7 @@
         <w:rPr>
           <w:i/>
         </w:rPr>
-        <w:t>I det avverkningsanmälda skogsområdet har 39 rödlistade arter och signalarter påträffats. Detta ska jämföras med Skogsstyrelsens uppföljning 2017 av nyckelbiotoper som visade att man i genomsnitt hittar 20,6 olika rödlistade arter och signalarter i en nyckelbiotop (Wijk, S. 2017. Biologisk mångfald i nyckelbiotoper – Resultat från inventeringen “Uppföljning biologisk mångfald” 2009–2015. Rapport 4/2017 Skogsstyrelsen, Jönköping).</w:t>
+        <w:t>I det avverkningsanmälda skogsområdet har 40 rödlistade arter och signalarter påträffats. Detta ska jämföras med Skogsstyrelsens uppföljning 2017 av nyckelbiotoper som visade att man i genomsnitt hittar 20,6 olika rödlistade arter och signalarter i en nyckelbiotop (Wijk, S. 2017. Biologisk mångfald i nyckelbiotoper – Resultat från inventeringen “Uppföljning biologisk mångfald” 2009–2015. Rapport 4/2017 Skogsstyrelsen, Jönköping).</w:t>
       </w:r>
     </w:p>
     <w:p>
@@ -1368,7 +1379,7 @@
         <w:rPr>
           <w:i/>
         </w:rPr>
-        <w:t>I det avverkningsanmälda skogsområdet har 47 naturvårdsarter varav 23 rödlistade arter sina livsmiljöer och växtplatser.</w:t>
+        <w:t>I det avverkningsanmälda skogsområdet har 48 naturvårdsarter varav 24 rödlistade arter sina livsmiljöer och växtplatser.</w:t>
       </w:r>
     </w:p>
     <w:p>
@@ -2380,7 +2391,7 @@
     <w:r>
       <w:tab/>
       <w:tab/>
-      <w:t>2026-10-06</w:t>
+      <w:t>2026-10-07</w:t>
       <w:br/>
       <w:br/>
     </w:r>

--- a/klagomål/A 19253-2026 FSC-klagomål.docx
+++ b/klagomål/A 19253-2026 FSC-klagomål.docx
@@ -2391,7 +2391,7 @@
     <w:r>
       <w:tab/>
       <w:tab/>
-      <w:t>2026-10-07</w:t>
+      <w:t>2026-10-08</w:t>
       <w:br/>
       <w:br/>
     </w:r>

--- a/klagomål/A 19253-2026 FSC-klagomål.docx
+++ b/klagomål/A 19253-2026 FSC-klagomål.docx
@@ -2391,7 +2391,7 @@
     <w:r>
       <w:tab/>
       <w:tab/>
-      <w:t>2026-10-08</w:t>
+      <w:t>2026-10-09</w:t>
       <w:br/>
       <w:br/>
     </w:r>

--- a/klagomål/A 19253-2026 FSC-klagomål.docx
+++ b/klagomål/A 19253-2026 FSC-klagomål.docx
@@ -2391,7 +2391,7 @@
     <w:r>
       <w:tab/>
       <w:tab/>
-      <w:t>2026-10-09</w:t>
+      <w:t>2026-10-10</w:t>
       <w:br/>
       <w:br/>
     </w:r>

--- a/klagomål/A 19253-2026 FSC-klagomål.docx
+++ b/klagomål/A 19253-2026 FSC-klagomål.docx
@@ -2391,7 +2391,7 @@
     <w:r>
       <w:tab/>
       <w:tab/>
-      <w:t>2026-10-10</w:t>
+      <w:t>2026-10-11</w:t>
       <w:br/>
       <w:br/>
     </w:r>

--- a/klagomål/A 19253-2026 FSC-klagomål.docx
+++ b/klagomål/A 19253-2026 FSC-klagomål.docx
@@ -2391,7 +2391,7 @@
     <w:r>
       <w:tab/>
       <w:tab/>
-      <w:t>2026-10-11</w:t>
+      <w:t>2026-10-12</w:t>
       <w:br/>
       <w:br/>
     </w:r>

--- a/klagomål/A 19253-2026 FSC-klagomål.docx
+++ b/klagomål/A 19253-2026 FSC-klagomål.docx
@@ -2391,7 +2391,7 @@
     <w:r>
       <w:tab/>
       <w:tab/>
-      <w:t>2026-10-12</w:t>
+      <w:t>2026-10-13</w:t>
       <w:br/>
       <w:br/>
     </w:r>

--- a/klagomål/A 19253-2026 FSC-klagomål.docx
+++ b/klagomål/A 19253-2026 FSC-klagomål.docx
@@ -2391,7 +2391,7 @@
     <w:r>
       <w:tab/>
       <w:tab/>
-      <w:t>2026-10-13</w:t>
+      <w:t>2026-10-14</w:t>
       <w:br/>
       <w:br/>
     </w:r>

--- a/klagomål/A 19253-2026 FSC-klagomål.docx
+++ b/klagomål/A 19253-2026 FSC-klagomål.docx
@@ -2391,7 +2391,7 @@
     <w:r>
       <w:tab/>
       <w:tab/>
-      <w:t>2026-10-14</w:t>
+      <w:t>2026-10-16</w:t>
       <w:br/>
       <w:br/>
     </w:r>

--- a/klagomål/A 19253-2026 FSC-klagomål.docx
+++ b/klagomål/A 19253-2026 FSC-klagomål.docx
@@ -2391,7 +2391,7 @@
     <w:r>
       <w:tab/>
       <w:tab/>
-      <w:t>2026-10-16</w:t>
+      <w:t>2026-10-17</w:t>
       <w:br/>
       <w:br/>
     </w:r>

--- a/klagomål/A 19253-2026 FSC-klagomål.docx
+++ b/klagomål/A 19253-2026 FSC-klagomål.docx
@@ -2391,7 +2391,7 @@
     <w:r>
       <w:tab/>
       <w:tab/>
-      <w:t>2026-10-17</w:t>
+      <w:t>2026-10-18</w:t>
       <w:br/>
       <w:br/>
     </w:r>

--- a/klagomål/A 19253-2026 FSC-klagomål.docx
+++ b/klagomål/A 19253-2026 FSC-klagomål.docx
@@ -2391,7 +2391,7 @@
     <w:r>
       <w:tab/>
       <w:tab/>
-      <w:t>2026-10-18</w:t>
+      <w:t>2026-10-19</w:t>
       <w:br/>
       <w:br/>
     </w:r>

--- a/klagomål/A 19253-2026 FSC-klagomål.docx
+++ b/klagomål/A 19253-2026 FSC-klagomål.docx
@@ -2391,7 +2391,7 @@
     <w:r>
       <w:tab/>
       <w:tab/>
-      <w:t>2026-10-19</w:t>
+      <w:t>2026-10-20</w:t>
       <w:br/>
       <w:br/>
     </w:r>

--- a/klagomål/A 19253-2026 FSC-klagomål.docx
+++ b/klagomål/A 19253-2026 FSC-klagomål.docx
@@ -2391,7 +2391,7 @@
     <w:r>
       <w:tab/>
       <w:tab/>
-      <w:t>2026-10-20</w:t>
+      <w:t>2026-10-21</w:t>
       <w:br/>
       <w:br/>
     </w:r>

--- a/klagomål/A 19253-2026 FSC-klagomål.docx
+++ b/klagomål/A 19253-2026 FSC-klagomål.docx
@@ -2391,7 +2391,7 @@
     <w:r>
       <w:tab/>
       <w:tab/>
-      <w:t>2026-10-21</w:t>
+      <w:t>2026-10-22</w:t>
       <w:br/>
       <w:br/>
     </w:r>

--- a/klagomål/A 19253-2026 FSC-klagomål.docx
+++ b/klagomål/A 19253-2026 FSC-klagomål.docx
@@ -2391,7 +2391,7 @@
     <w:r>
       <w:tab/>
       <w:tab/>
-      <w:t>2026-10-22</w:t>
+      <w:t>2026-10-23</w:t>
       <w:br/>
       <w:br/>
     </w:r>

--- a/klagomål/A 19253-2026 FSC-klagomål.docx
+++ b/klagomål/A 19253-2026 FSC-klagomål.docx
@@ -178,7 +178,7 @@
       <w:r>
         <w:drawing>
           <wp:inline xmlns:a="http://schemas.openxmlformats.org/drawingml/2006/main" xmlns:pic="http://schemas.openxmlformats.org/drawingml/2006/picture">
-            <wp:extent cx="5069032" cy="5724000"/>
+            <wp:extent cx="5067490" cy="5724000"/>
             <wp:docPr id="1" name="Picture 1"/>
             <wp:cNvGraphicFramePr>
               <a:graphicFrameLocks noChangeAspect="1"/>
@@ -199,7 +199,7 @@
                   <pic:spPr>
                     <a:xfrm>
                       <a:off x="0" y="0"/>
-                      <a:ext cx="5069032" cy="5724000"/>
+                      <a:ext cx="5067490" cy="5724000"/>
                     </a:xfrm>
                     <a:prstGeom prst="rect"/>
                   </pic:spPr>
@@ -221,7 +221,7 @@
     </w:p>
     <w:p>
       <w:r>
-        <w:t>I och inom 23 meter från avverkningsanmälan finns fynd av 48 naturvårdsarter, varav 24 är rödlistade, 8 är fridlysta, 29 är typiska (T) och 16 är signalarter (S): ask (EN), duvspindling (VU), gul taggsvamp (VU, T), knärot (VU, T, §8), läderdoftande fingersvamp (VU), ostticka (VU, T), barrfagerspindling (NT), dofttaggsvamp (NT, T), fjällig taggsvamp s.str. (NT), gransotdyna (NT), motaggsvamp (NT, T), odörspindling (NT), orange taggsvamp (NT, T), persiljespindling (NT), puderspindling (NT), rynkskinn (NT, T), skarp dropptaggsvamp (NT), svartvit taggsvamp (NT), tallfingersvamp (NT), talltita (NT, §4), ullticka (NT, T), vedskivlav (NT, T), vedtrappmossa (NT, T), vårärt (NT, T), blodticka (S, T), brandticka (S), bronshjon (S, T), granbarkgnagare (S, T), grön sköldmossa (S, T, §8), grönpyrola (S, T), korallblylav (S, T), olivspindling (S), rödgul trumpetsvamp (S), skinnlav (S, T), skogsknipprot (S, T, §8), småvaxing (S), stubbspretmossa (S, T), svavelriska (S), tibast (S, T), vedticka (S, T), blåsippa (T, §9), brudborste (T), kransmossa (T), mörk lungört (T), ormbär (T), spillkråka (T, §4), tjäder (T, §4) och fläcknycklar (§8). Se Figur 1.</w:t>
+        <w:t>I och inom 23 meter från avverkningsanmälan finns fynd av 49 naturvårdsarter, varav 24 är rödlistade, 8 är fridlysta, 29 är typiska (T) och 17 är signalarter (S): ask (EN), duvspindling (VU), gul taggsvamp (VU, T), knärot (VU, T, §8), läderdoftande fingersvamp (VU), ostticka (VU, T), barrfagerspindling (NT), dofttaggsvamp (NT, T), fjällig taggsvamp s.str. (NT), gransotdyna (NT), motaggsvamp (NT, T), odörspindling (NT), orange taggsvamp (NT, T), persiljespindling (NT), puderspindling (NT), rynkskinn (NT, T), skarp dropptaggsvamp (NT), svartvit taggsvamp (NT), tallfingersvamp (NT), talltita (NT, §4), ullticka (NT, T), vedskivlav (NT, T), vedtrappmossa (NT, T), vårärt (NT, T), blodticka (S, T), brandticka (S), bronshjon (S, T), granbarkgnagare (S, T), grön sköldmossa (S, T, §8), grönpyrola (S, T), korallblylav (S, T), olivspindling (S), rödgul trumpetsvamp (S), skinnlav (S, T), skogsknipprot (S, T, §8), småvaxing (S), strimspindling (S), stubbspretmossa (S, T), svavelriska (S), tibast (S, T), vedticka (S, T), blåsippa (T, §9), brudborste (T), kransmossa (T), mörk lungört (T), ormbär (T), spillkråka (T, §4), tjäder (T, §4) och fläcknycklar (§8). Se Figur 1.</w:t>
       </w:r>
     </w:p>
     <w:p>
@@ -1350,7 +1350,7 @@
         <w:rPr>
           <w:i/>
         </w:rPr>
-        <w:t>I det avverkningsanmälda skogsområdet har 40 rödlistade arter och signalarter påträffats. Detta ska jämföras med Skogsstyrelsens uppföljning 2017 av nyckelbiotoper som visade att man i genomsnitt hittar 20,6 olika rödlistade arter och signalarter i en nyckelbiotop (Wijk, S. 2017. Biologisk mångfald i nyckelbiotoper – Resultat från inventeringen “Uppföljning biologisk mångfald” 2009–2015. Rapport 4/2017 Skogsstyrelsen, Jönköping).</w:t>
+        <w:t>I det avverkningsanmälda skogsområdet har 41 rödlistade arter och signalarter påträffats. Detta ska jämföras med Skogsstyrelsens uppföljning 2017 av nyckelbiotoper som visade att man i genomsnitt hittar 20,6 olika rödlistade arter och signalarter i en nyckelbiotop (Wijk, S. 2017. Biologisk mångfald i nyckelbiotoper – Resultat från inventeringen “Uppföljning biologisk mångfald” 2009–2015. Rapport 4/2017 Skogsstyrelsen, Jönköping).</w:t>
       </w:r>
     </w:p>
     <w:p>
@@ -1379,7 +1379,7 @@
         <w:rPr>
           <w:i/>
         </w:rPr>
-        <w:t>I det avverkningsanmälda skogsområdet har 48 naturvårdsarter varav 24 rödlistade arter sina livsmiljöer och växtplatser.</w:t>
+        <w:t>I det avverkningsanmälda skogsområdet har 49 naturvårdsarter varav 24 rödlistade arter sina livsmiljöer och växtplatser.</w:t>
       </w:r>
     </w:p>
     <w:p>
@@ -2391,7 +2391,7 @@
     <w:r>
       <w:tab/>
       <w:tab/>
-      <w:t>2026-10-23</w:t>
+      <w:t>2026-10-24</w:t>
       <w:br/>
       <w:br/>
     </w:r>

--- a/klagomål/A 19253-2026 FSC-klagomål.docx
+++ b/klagomål/A 19253-2026 FSC-klagomål.docx
@@ -2391,7 +2391,7 @@
     <w:r>
       <w:tab/>
       <w:tab/>
-      <w:t>2026-10-24</w:t>
+      <w:t>2026-10-25</w:t>
       <w:br/>
       <w:br/>
     </w:r>

--- a/klagomål/A 19253-2026 FSC-klagomål.docx
+++ b/klagomål/A 19253-2026 FSC-klagomål.docx
@@ -2391,7 +2391,7 @@
     <w:r>
       <w:tab/>
       <w:tab/>
-      <w:t>2026-10-25</w:t>
+      <w:t>2026-10-26</w:t>
       <w:br/>
       <w:br/>
     </w:r>

--- a/klagomål/A 19253-2026 FSC-klagomål.docx
+++ b/klagomål/A 19253-2026 FSC-klagomål.docx
@@ -2391,7 +2391,7 @@
     <w:r>
       <w:tab/>
       <w:tab/>
-      <w:t>2026-10-26</w:t>
+      <w:t>2026-10-27</w:t>
       <w:br/>
       <w:br/>
     </w:r>

--- a/klagomål/A 19253-2026 FSC-klagomål.docx
+++ b/klagomål/A 19253-2026 FSC-klagomål.docx
@@ -2391,7 +2391,7 @@
     <w:r>
       <w:tab/>
       <w:tab/>
-      <w:t>2026-10-27</w:t>
+      <w:t>2026-10-28</w:t>
       <w:br/>
       <w:br/>
     </w:r>

--- a/klagomål/A 19253-2026 FSC-klagomål.docx
+++ b/klagomål/A 19253-2026 FSC-klagomål.docx
@@ -2391,7 +2391,7 @@
     <w:r>
       <w:tab/>
       <w:tab/>
-      <w:t>2026-10-28</w:t>
+      <w:t>2026-10-29</w:t>
       <w:br/>
       <w:br/>
     </w:r>

--- a/klagomål/A 19253-2026 FSC-klagomål.docx
+++ b/klagomål/A 19253-2026 FSC-klagomål.docx
@@ -2391,7 +2391,7 @@
     <w:r>
       <w:tab/>
       <w:tab/>
-      <w:t>2026-10-29</w:t>
+      <w:t>2026-10-31</w:t>
       <w:br/>
       <w:br/>
     </w:r>
